--- a/Results/table2.characterkey.docx
+++ b/Results/table2.characterkey.docx
@@ -23,10 +23,9 @@
       </w:tblGrid>
       <w:tr>
         <w:trPr>
-          <w:trHeight w:val="417" w:hRule="auto"/>
+          <w:trHeight w:val="518" w:hRule="auto"/>
           <w:tblHeader/>
         </w:trPr>
-        header 1
         <w:tc>
           <w:tcPr>
             <w:gridSpan w:val="3"/>
@@ -62,6 +61,7 @@
                 <w:i w:val="false"/>
                 <w:b w:val="true"/>
                 <w:u w:val="none"/>
+                <w:strike w:val="false"/>
                 <w:sz w:val="22"/>
                 <w:szCs w:val="22"/>
                 <w:color w:val="666666"/>
@@ -73,6 +73,7 @@
                 <w:i w:val="false"/>
                 <w:b w:val="true"/>
                 <w:u w:val="none"/>
+                <w:strike w:val="false"/>
                 <w:sz w:val="22"/>
                 <w:szCs w:val="22"/>
                 <w:color w:val="666666"/>
@@ -84,10 +85,9 @@
       </w:tr>
       <w:tr>
         <w:trPr>
-          <w:trHeight w:val="417" w:hRule="auto"/>
+          <w:trHeight w:val="518" w:hRule="auto"/>
           <w:tblHeader/>
         </w:trPr>
-        header 2
         <w:tc>
           <w:tcPr>
             <w:gridSpan w:val="3"/>
@@ -123,32 +123,33 @@
                 <w:i w:val="false"/>
                 <w:b w:val="false"/>
                 <w:u w:val="none"/>
-                <w:sz w:val="22"/>
-                <w:szCs w:val="22"/>
-                <w:color w:val="666666"/>
-              </w:rPr>
-            </w:pPr>
-            <w:r>
-              <w:rPr>
-                <w:rFonts w:ascii="Helvetica" w:hAnsi="Helvetica" w:eastAsia="Helvetica" w:cs="Helvetica"/>
-                <w:i w:val="false"/>
-                <w:b w:val="false"/>
-                <w:u w:val="none"/>
-                <w:sz w:val="22"/>
-                <w:szCs w:val="22"/>
-                <w:color w:val="666666"/>
-              </w:rPr>
-              <w:t xml:space="preserve">Description of traits surveyed. Several traits are traditionally noted for Asterophryinae species: presence of two palatal folds, horizontal pupil, and lack of vomerine teeth (Boettger 1895; VanKampen 1923; Parker 1934).</w:t>
+                <w:strike w:val="false"/>
+                <w:sz w:val="22"/>
+                <w:szCs w:val="22"/>
+                <w:color w:val="666666"/>
+              </w:rPr>
+            </w:pPr>
+            <w:r>
+              <w:rPr>
+                <w:rFonts w:ascii="Helvetica" w:hAnsi="Helvetica" w:eastAsia="Helvetica" w:cs="Helvetica"/>
+                <w:i w:val="false"/>
+                <w:b w:val="false"/>
+                <w:u w:val="none"/>
+                <w:strike w:val="false"/>
+                <w:sz w:val="22"/>
+                <w:szCs w:val="22"/>
+                <w:color w:val="666666"/>
+              </w:rPr>
+              <w:t xml:space="preserve">Description of traits surveyed. </w:t>
             </w:r>
           </w:p>
         </w:tc>
       </w:tr>
       <w:tr>
         <w:trPr>
-          <w:trHeight w:val="417" w:hRule="auto"/>
+          <w:trHeight w:val="518" w:hRule="auto"/>
           <w:tblHeader/>
         </w:trPr>
-        header 3
         <w:tc>
           <w:tcPr>
             <w:tcBorders>
@@ -183,17 +184,19 @@
                 <w:i w:val="false"/>
                 <w:b w:val="false"/>
                 <w:u w:val="none"/>
-                <w:sz w:val="22"/>
-                <w:szCs w:val="22"/>
-                <w:color w:val="666666"/>
-              </w:rPr>
-            </w:pPr>
-            <w:r>
-              <w:rPr>
-                <w:rFonts w:ascii="Helvetica" w:hAnsi="Helvetica" w:eastAsia="Helvetica" w:cs="Helvetica"/>
-                <w:i w:val="false"/>
-                <w:b w:val="false"/>
-                <w:u w:val="none"/>
+                <w:strike w:val="false"/>
+                <w:sz w:val="22"/>
+                <w:szCs w:val="22"/>
+                <w:color w:val="666666"/>
+              </w:rPr>
+            </w:pPr>
+            <w:r>
+              <w:rPr>
+                <w:rFonts w:ascii="Helvetica" w:hAnsi="Helvetica" w:eastAsia="Helvetica" w:cs="Helvetica"/>
+                <w:i w:val="false"/>
+                <w:b w:val="false"/>
+                <w:u w:val="none"/>
+                <w:strike w:val="false"/>
                 <w:sz w:val="22"/>
                 <w:szCs w:val="22"/>
                 <w:color w:val="666666"/>
@@ -236,17 +239,19 @@
                 <w:i w:val="false"/>
                 <w:b w:val="false"/>
                 <w:u w:val="none"/>
-                <w:sz w:val="22"/>
-                <w:szCs w:val="22"/>
-                <w:color w:val="666666"/>
-              </w:rPr>
-            </w:pPr>
-            <w:r>
-              <w:rPr>
-                <w:rFonts w:ascii="Helvetica" w:hAnsi="Helvetica" w:eastAsia="Helvetica" w:cs="Helvetica"/>
-                <w:i w:val="false"/>
-                <w:b w:val="false"/>
-                <w:u w:val="none"/>
+                <w:strike w:val="false"/>
+                <w:sz w:val="22"/>
+                <w:szCs w:val="22"/>
+                <w:color w:val="666666"/>
+              </w:rPr>
+            </w:pPr>
+            <w:r>
+              <w:rPr>
+                <w:rFonts w:ascii="Helvetica" w:hAnsi="Helvetica" w:eastAsia="Helvetica" w:cs="Helvetica"/>
+                <w:i w:val="false"/>
+                <w:b w:val="false"/>
+                <w:u w:val="none"/>
+                <w:strike w:val="false"/>
                 <w:sz w:val="22"/>
                 <w:szCs w:val="22"/>
                 <w:color w:val="666666"/>
@@ -289,17 +294,19 @@
                 <w:i w:val="false"/>
                 <w:b w:val="false"/>
                 <w:u w:val="none"/>
-                <w:sz w:val="22"/>
-                <w:szCs w:val="22"/>
-                <w:color w:val="666666"/>
-              </w:rPr>
-            </w:pPr>
-            <w:r>
-              <w:rPr>
-                <w:rFonts w:ascii="Helvetica" w:hAnsi="Helvetica" w:eastAsia="Helvetica" w:cs="Helvetica"/>
-                <w:i w:val="false"/>
-                <w:b w:val="false"/>
-                <w:u w:val="none"/>
+                <w:strike w:val="false"/>
+                <w:sz w:val="22"/>
+                <w:szCs w:val="22"/>
+                <w:color w:val="666666"/>
+              </w:rPr>
+            </w:pPr>
+            <w:r>
+              <w:rPr>
+                <w:rFonts w:ascii="Helvetica" w:hAnsi="Helvetica" w:eastAsia="Helvetica" w:cs="Helvetica"/>
+                <w:i w:val="false"/>
+                <w:b w:val="false"/>
+                <w:u w:val="none"/>
+                <w:strike w:val="false"/>
                 <w:sz w:val="22"/>
                 <w:szCs w:val="22"/>
                 <w:color w:val="666666"/>
@@ -311,9 +318,8 @@
       </w:tr>
       <w:tr>
         <w:trPr>
-          <w:trHeight w:val="461" w:hRule="auto"/>
+          <w:trHeight w:val="488" w:hRule="auto"/>
         </w:trPr>
-        body 1
         <w:tc>
           <w:tcPr>
             <w:tcBorders>
@@ -348,17 +354,19 @@
                 <w:i w:val="false"/>
                 <w:b w:val="false"/>
                 <w:u w:val="none"/>
-                <w:sz w:val="22"/>
-                <w:szCs w:val="22"/>
-                <w:color w:val="666666"/>
-              </w:rPr>
-            </w:pPr>
-            <w:r>
-              <w:rPr>
-                <w:rFonts w:ascii="Helvetica" w:hAnsi="Helvetica" w:eastAsia="Helvetica" w:cs="Helvetica"/>
-                <w:i w:val="false"/>
-                <w:b w:val="false"/>
-                <w:u w:val="none"/>
+                <w:strike w:val="false"/>
+                <w:sz w:val="22"/>
+                <w:szCs w:val="22"/>
+                <w:color w:val="666666"/>
+              </w:rPr>
+            </w:pPr>
+            <w:r>
+              <w:rPr>
+                <w:rFonts w:ascii="Helvetica" w:hAnsi="Helvetica" w:eastAsia="Helvetica" w:cs="Helvetica"/>
+                <w:i w:val="false"/>
+                <w:b w:val="false"/>
+                <w:u w:val="none"/>
+                <w:strike w:val="false"/>
                 <w:sz w:val="22"/>
                 <w:szCs w:val="22"/>
                 <w:color w:val="666666"/>
@@ -401,17 +409,19 @@
                 <w:i w:val="false"/>
                 <w:b w:val="false"/>
                 <w:u w:val="none"/>
-                <w:sz w:val="22"/>
-                <w:szCs w:val="22"/>
-                <w:color w:val="666666"/>
-              </w:rPr>
-            </w:pPr>
-            <w:r>
-              <w:rPr>
-                <w:rFonts w:ascii="Helvetica" w:hAnsi="Helvetica" w:eastAsia="Helvetica" w:cs="Helvetica"/>
-                <w:i w:val="false"/>
-                <w:b w:val="false"/>
-                <w:u w:val="none"/>
+                <w:strike w:val="false"/>
+                <w:sz w:val="22"/>
+                <w:szCs w:val="22"/>
+                <w:color w:val="666666"/>
+              </w:rPr>
+            </w:pPr>
+            <w:r>
+              <w:rPr>
+                <w:rFonts w:ascii="Helvetica" w:hAnsi="Helvetica" w:eastAsia="Helvetica" w:cs="Helvetica"/>
+                <w:i w:val="false"/>
+                <w:b w:val="false"/>
+                <w:u w:val="none"/>
+                <w:strike w:val="false"/>
                 <w:sz w:val="22"/>
                 <w:szCs w:val="22"/>
                 <w:color w:val="666666"/>
@@ -454,17 +464,19 @@
                 <w:i w:val="false"/>
                 <w:b w:val="false"/>
                 <w:u w:val="none"/>
-                <w:sz w:val="22"/>
-                <w:szCs w:val="22"/>
-                <w:color w:val="666666"/>
-              </w:rPr>
-            </w:pPr>
-            <w:r>
-              <w:rPr>
-                <w:rFonts w:ascii="Helvetica" w:hAnsi="Helvetica" w:eastAsia="Helvetica" w:cs="Helvetica"/>
-                <w:i w:val="false"/>
-                <w:b w:val="false"/>
-                <w:u w:val="none"/>
+                <w:strike w:val="false"/>
+                <w:sz w:val="22"/>
+                <w:szCs w:val="22"/>
+                <w:color w:val="666666"/>
+              </w:rPr>
+            </w:pPr>
+            <w:r>
+              <w:rPr>
+                <w:rFonts w:ascii="Helvetica" w:hAnsi="Helvetica" w:eastAsia="Helvetica" w:cs="Helvetica"/>
+                <w:i w:val="false"/>
+                <w:b w:val="false"/>
+                <w:u w:val="none"/>
+                <w:strike w:val="false"/>
                 <w:sz w:val="22"/>
                 <w:szCs w:val="22"/>
                 <w:color w:val="666666"/>
@@ -476,9 +488,8 @@
       </w:tr>
       <w:tr>
         <w:trPr>
-          <w:trHeight w:val="459" w:hRule="auto"/>
+          <w:trHeight w:val="488" w:hRule="auto"/>
         </w:trPr>
-        body 2
         <w:tc>
           <w:tcPr>
             <w:tcBorders>
@@ -513,17 +524,19 @@
                 <w:i w:val="false"/>
                 <w:b w:val="false"/>
                 <w:u w:val="none"/>
-                <w:sz w:val="22"/>
-                <w:szCs w:val="22"/>
-                <w:color w:val="666666"/>
-              </w:rPr>
-            </w:pPr>
-            <w:r>
-              <w:rPr>
-                <w:rFonts w:ascii="Helvetica" w:hAnsi="Helvetica" w:eastAsia="Helvetica" w:cs="Helvetica"/>
-                <w:i w:val="false"/>
-                <w:b w:val="false"/>
-                <w:u w:val="none"/>
+                <w:strike w:val="false"/>
+                <w:sz w:val="22"/>
+                <w:szCs w:val="22"/>
+                <w:color w:val="666666"/>
+              </w:rPr>
+            </w:pPr>
+            <w:r>
+              <w:rPr>
+                <w:rFonts w:ascii="Helvetica" w:hAnsi="Helvetica" w:eastAsia="Helvetica" w:cs="Helvetica"/>
+                <w:i w:val="false"/>
+                <w:b w:val="false"/>
+                <w:u w:val="none"/>
+                <w:strike w:val="false"/>
                 <w:sz w:val="22"/>
                 <w:szCs w:val="22"/>
                 <w:color w:val="666666"/>
@@ -566,17 +579,19 @@
                 <w:i w:val="false"/>
                 <w:b w:val="false"/>
                 <w:u w:val="none"/>
-                <w:sz w:val="22"/>
-                <w:szCs w:val="22"/>
-                <w:color w:val="666666"/>
-              </w:rPr>
-            </w:pPr>
-            <w:r>
-              <w:rPr>
-                <w:rFonts w:ascii="Helvetica" w:hAnsi="Helvetica" w:eastAsia="Helvetica" w:cs="Helvetica"/>
-                <w:i w:val="false"/>
-                <w:b w:val="false"/>
-                <w:u w:val="none"/>
+                <w:strike w:val="false"/>
+                <w:sz w:val="22"/>
+                <w:szCs w:val="22"/>
+                <w:color w:val="666666"/>
+              </w:rPr>
+            </w:pPr>
+            <w:r>
+              <w:rPr>
+                <w:rFonts w:ascii="Helvetica" w:hAnsi="Helvetica" w:eastAsia="Helvetica" w:cs="Helvetica"/>
+                <w:i w:val="false"/>
+                <w:b w:val="false"/>
+                <w:u w:val="none"/>
+                <w:strike w:val="false"/>
                 <w:sz w:val="22"/>
                 <w:szCs w:val="22"/>
                 <w:color w:val="666666"/>
@@ -619,17 +634,19 @@
                 <w:i w:val="false"/>
                 <w:b w:val="false"/>
                 <w:u w:val="none"/>
-                <w:sz w:val="22"/>
-                <w:szCs w:val="22"/>
-                <w:color w:val="666666"/>
-              </w:rPr>
-            </w:pPr>
-            <w:r>
-              <w:rPr>
-                <w:rFonts w:ascii="Helvetica" w:hAnsi="Helvetica" w:eastAsia="Helvetica" w:cs="Helvetica"/>
-                <w:i w:val="false"/>
-                <w:b w:val="false"/>
-                <w:u w:val="none"/>
+                <w:strike w:val="false"/>
+                <w:sz w:val="22"/>
+                <w:szCs w:val="22"/>
+                <w:color w:val="666666"/>
+              </w:rPr>
+            </w:pPr>
+            <w:r>
+              <w:rPr>
+                <w:rFonts w:ascii="Helvetica" w:hAnsi="Helvetica" w:eastAsia="Helvetica" w:cs="Helvetica"/>
+                <w:i w:val="false"/>
+                <w:b w:val="false"/>
+                <w:u w:val="none"/>
+                <w:strike w:val="false"/>
                 <w:sz w:val="22"/>
                 <w:szCs w:val="22"/>
                 <w:color w:val="666666"/>
@@ -641,9 +658,8 @@
       </w:tr>
       <w:tr>
         <w:trPr>
-          <w:trHeight w:val="456" w:hRule="auto"/>
+          <w:trHeight w:val="488" w:hRule="auto"/>
         </w:trPr>
-        body 3
         <w:tc>
           <w:tcPr>
             <w:tcBorders>
@@ -678,17 +694,19 @@
                 <w:i w:val="false"/>
                 <w:b w:val="false"/>
                 <w:u w:val="none"/>
-                <w:sz w:val="22"/>
-                <w:szCs w:val="22"/>
-                <w:color w:val="666666"/>
-              </w:rPr>
-            </w:pPr>
-            <w:r>
-              <w:rPr>
-                <w:rFonts w:ascii="Helvetica" w:hAnsi="Helvetica" w:eastAsia="Helvetica" w:cs="Helvetica"/>
-                <w:i w:val="false"/>
-                <w:b w:val="false"/>
-                <w:u w:val="none"/>
+                <w:strike w:val="false"/>
+                <w:sz w:val="22"/>
+                <w:szCs w:val="22"/>
+                <w:color w:val="666666"/>
+              </w:rPr>
+            </w:pPr>
+            <w:r>
+              <w:rPr>
+                <w:rFonts w:ascii="Helvetica" w:hAnsi="Helvetica" w:eastAsia="Helvetica" w:cs="Helvetica"/>
+                <w:i w:val="false"/>
+                <w:b w:val="false"/>
+                <w:u w:val="none"/>
+                <w:strike w:val="false"/>
                 <w:sz w:val="22"/>
                 <w:szCs w:val="22"/>
                 <w:color w:val="666666"/>
@@ -731,17 +749,19 @@
                 <w:i w:val="false"/>
                 <w:b w:val="false"/>
                 <w:u w:val="none"/>
-                <w:sz w:val="22"/>
-                <w:szCs w:val="22"/>
-                <w:color w:val="666666"/>
-              </w:rPr>
-            </w:pPr>
-            <w:r>
-              <w:rPr>
-                <w:rFonts w:ascii="Helvetica" w:hAnsi="Helvetica" w:eastAsia="Helvetica" w:cs="Helvetica"/>
-                <w:i w:val="false"/>
-                <w:b w:val="false"/>
-                <w:u w:val="none"/>
+                <w:strike w:val="false"/>
+                <w:sz w:val="22"/>
+                <w:szCs w:val="22"/>
+                <w:color w:val="666666"/>
+              </w:rPr>
+            </w:pPr>
+            <w:r>
+              <w:rPr>
+                <w:rFonts w:ascii="Helvetica" w:hAnsi="Helvetica" w:eastAsia="Helvetica" w:cs="Helvetica"/>
+                <w:i w:val="false"/>
+                <w:b w:val="false"/>
+                <w:u w:val="none"/>
+                <w:strike w:val="false"/>
                 <w:sz w:val="22"/>
                 <w:szCs w:val="22"/>
                 <w:color w:val="666666"/>
@@ -784,17 +804,19 @@
                 <w:i w:val="false"/>
                 <w:b w:val="false"/>
                 <w:u w:val="none"/>
-                <w:sz w:val="22"/>
-                <w:szCs w:val="22"/>
-                <w:color w:val="666666"/>
-              </w:rPr>
-            </w:pPr>
-            <w:r>
-              <w:rPr>
-                <w:rFonts w:ascii="Helvetica" w:hAnsi="Helvetica" w:eastAsia="Helvetica" w:cs="Helvetica"/>
-                <w:i w:val="false"/>
-                <w:b w:val="false"/>
-                <w:u w:val="none"/>
+                <w:strike w:val="false"/>
+                <w:sz w:val="22"/>
+                <w:szCs w:val="22"/>
+                <w:color w:val="666666"/>
+              </w:rPr>
+            </w:pPr>
+            <w:r>
+              <w:rPr>
+                <w:rFonts w:ascii="Helvetica" w:hAnsi="Helvetica" w:eastAsia="Helvetica" w:cs="Helvetica"/>
+                <w:i w:val="false"/>
+                <w:b w:val="false"/>
+                <w:u w:val="none"/>
+                <w:strike w:val="false"/>
                 <w:sz w:val="22"/>
                 <w:szCs w:val="22"/>
                 <w:color w:val="666666"/>
@@ -806,9 +828,8 @@
       </w:tr>
       <w:tr>
         <w:trPr>
-          <w:trHeight w:val="461" w:hRule="auto"/>
+          <w:trHeight w:val="488" w:hRule="auto"/>
         </w:trPr>
-        body 4
         <w:tc>
           <w:tcPr>
             <w:tcBorders>
@@ -843,17 +864,19 @@
                 <w:i w:val="false"/>
                 <w:b w:val="false"/>
                 <w:u w:val="none"/>
-                <w:sz w:val="22"/>
-                <w:szCs w:val="22"/>
-                <w:color w:val="666666"/>
-              </w:rPr>
-            </w:pPr>
-            <w:r>
-              <w:rPr>
-                <w:rFonts w:ascii="Helvetica" w:hAnsi="Helvetica" w:eastAsia="Helvetica" w:cs="Helvetica"/>
-                <w:i w:val="false"/>
-                <w:b w:val="false"/>
-                <w:u w:val="none"/>
+                <w:strike w:val="false"/>
+                <w:sz w:val="22"/>
+                <w:szCs w:val="22"/>
+                <w:color w:val="666666"/>
+              </w:rPr>
+            </w:pPr>
+            <w:r>
+              <w:rPr>
+                <w:rFonts w:ascii="Helvetica" w:hAnsi="Helvetica" w:eastAsia="Helvetica" w:cs="Helvetica"/>
+                <w:i w:val="false"/>
+                <w:b w:val="false"/>
+                <w:u w:val="none"/>
+                <w:strike w:val="false"/>
                 <w:sz w:val="22"/>
                 <w:szCs w:val="22"/>
                 <w:color w:val="666666"/>
@@ -896,17 +919,19 @@
                 <w:i w:val="false"/>
                 <w:b w:val="false"/>
                 <w:u w:val="none"/>
-                <w:sz w:val="22"/>
-                <w:szCs w:val="22"/>
-                <w:color w:val="666666"/>
-              </w:rPr>
-            </w:pPr>
-            <w:r>
-              <w:rPr>
-                <w:rFonts w:ascii="Helvetica" w:hAnsi="Helvetica" w:eastAsia="Helvetica" w:cs="Helvetica"/>
-                <w:i w:val="false"/>
-                <w:b w:val="false"/>
-                <w:u w:val="none"/>
+                <w:strike w:val="false"/>
+                <w:sz w:val="22"/>
+                <w:szCs w:val="22"/>
+                <w:color w:val="666666"/>
+              </w:rPr>
+            </w:pPr>
+            <w:r>
+              <w:rPr>
+                <w:rFonts w:ascii="Helvetica" w:hAnsi="Helvetica" w:eastAsia="Helvetica" w:cs="Helvetica"/>
+                <w:i w:val="false"/>
+                <w:b w:val="false"/>
+                <w:u w:val="none"/>
+                <w:strike w:val="false"/>
                 <w:sz w:val="22"/>
                 <w:szCs w:val="22"/>
                 <w:color w:val="666666"/>
@@ -949,17 +974,19 @@
                 <w:i w:val="false"/>
                 <w:b w:val="false"/>
                 <w:u w:val="none"/>
-                <w:sz w:val="22"/>
-                <w:szCs w:val="22"/>
-                <w:color w:val="666666"/>
-              </w:rPr>
-            </w:pPr>
-            <w:r>
-              <w:rPr>
-                <w:rFonts w:ascii="Helvetica" w:hAnsi="Helvetica" w:eastAsia="Helvetica" w:cs="Helvetica"/>
-                <w:i w:val="false"/>
-                <w:b w:val="false"/>
-                <w:u w:val="none"/>
+                <w:strike w:val="false"/>
+                <w:sz w:val="22"/>
+                <w:szCs w:val="22"/>
+                <w:color w:val="666666"/>
+              </w:rPr>
+            </w:pPr>
+            <w:r>
+              <w:rPr>
+                <w:rFonts w:ascii="Helvetica" w:hAnsi="Helvetica" w:eastAsia="Helvetica" w:cs="Helvetica"/>
+                <w:i w:val="false"/>
+                <w:b w:val="false"/>
+                <w:u w:val="none"/>
+                <w:strike w:val="false"/>
                 <w:sz w:val="22"/>
                 <w:szCs w:val="22"/>
                 <w:color w:val="666666"/>
@@ -971,9 +998,8 @@
       </w:tr>
       <w:tr>
         <w:trPr>
-          <w:trHeight w:val="460" w:hRule="auto"/>
+          <w:trHeight w:val="488" w:hRule="auto"/>
         </w:trPr>
-        body 5
         <w:tc>
           <w:tcPr>
             <w:tcBorders>
@@ -1008,17 +1034,19 @@
                 <w:i w:val="false"/>
                 <w:b w:val="false"/>
                 <w:u w:val="none"/>
-                <w:sz w:val="22"/>
-                <w:szCs w:val="22"/>
-                <w:color w:val="666666"/>
-              </w:rPr>
-            </w:pPr>
-            <w:r>
-              <w:rPr>
-                <w:rFonts w:ascii="Helvetica" w:hAnsi="Helvetica" w:eastAsia="Helvetica" w:cs="Helvetica"/>
-                <w:i w:val="false"/>
-                <w:b w:val="false"/>
-                <w:u w:val="none"/>
+                <w:strike w:val="false"/>
+                <w:sz w:val="22"/>
+                <w:szCs w:val="22"/>
+                <w:color w:val="666666"/>
+              </w:rPr>
+            </w:pPr>
+            <w:r>
+              <w:rPr>
+                <w:rFonts w:ascii="Helvetica" w:hAnsi="Helvetica" w:eastAsia="Helvetica" w:cs="Helvetica"/>
+                <w:i w:val="false"/>
+                <w:b w:val="false"/>
+                <w:u w:val="none"/>
+                <w:strike w:val="false"/>
                 <w:sz w:val="22"/>
                 <w:szCs w:val="22"/>
                 <w:color w:val="666666"/>
@@ -1061,17 +1089,19 @@
                 <w:i w:val="false"/>
                 <w:b w:val="false"/>
                 <w:u w:val="none"/>
-                <w:sz w:val="22"/>
-                <w:szCs w:val="22"/>
-                <w:color w:val="666666"/>
-              </w:rPr>
-            </w:pPr>
-            <w:r>
-              <w:rPr>
-                <w:rFonts w:ascii="Helvetica" w:hAnsi="Helvetica" w:eastAsia="Helvetica" w:cs="Helvetica"/>
-                <w:i w:val="false"/>
-                <w:b w:val="false"/>
-                <w:u w:val="none"/>
+                <w:strike w:val="false"/>
+                <w:sz w:val="22"/>
+                <w:szCs w:val="22"/>
+                <w:color w:val="666666"/>
+              </w:rPr>
+            </w:pPr>
+            <w:r>
+              <w:rPr>
+                <w:rFonts w:ascii="Helvetica" w:hAnsi="Helvetica" w:eastAsia="Helvetica" w:cs="Helvetica"/>
+                <w:i w:val="false"/>
+                <w:b w:val="false"/>
+                <w:u w:val="none"/>
+                <w:strike w:val="false"/>
                 <w:sz w:val="22"/>
                 <w:szCs w:val="22"/>
                 <w:color w:val="666666"/>
@@ -1114,17 +1144,19 @@
                 <w:i w:val="false"/>
                 <w:b w:val="false"/>
                 <w:u w:val="none"/>
-                <w:sz w:val="22"/>
-                <w:szCs w:val="22"/>
-                <w:color w:val="666666"/>
-              </w:rPr>
-            </w:pPr>
-            <w:r>
-              <w:rPr>
-                <w:rFonts w:ascii="Helvetica" w:hAnsi="Helvetica" w:eastAsia="Helvetica" w:cs="Helvetica"/>
-                <w:i w:val="false"/>
-                <w:b w:val="false"/>
-                <w:u w:val="none"/>
+                <w:strike w:val="false"/>
+                <w:sz w:val="22"/>
+                <w:szCs w:val="22"/>
+                <w:color w:val="666666"/>
+              </w:rPr>
+            </w:pPr>
+            <w:r>
+              <w:rPr>
+                <w:rFonts w:ascii="Helvetica" w:hAnsi="Helvetica" w:eastAsia="Helvetica" w:cs="Helvetica"/>
+                <w:i w:val="false"/>
+                <w:b w:val="false"/>
+                <w:u w:val="none"/>
+                <w:strike w:val="false"/>
                 <w:sz w:val="22"/>
                 <w:szCs w:val="22"/>
                 <w:color w:val="666666"/>
@@ -1136,9 +1168,8 @@
       </w:tr>
       <w:tr>
         <w:trPr>
-          <w:trHeight w:val="459" w:hRule="auto"/>
+          <w:trHeight w:val="488" w:hRule="auto"/>
         </w:trPr>
-        body 6
         <w:tc>
           <w:tcPr>
             <w:tcBorders>
@@ -1173,17 +1204,19 @@
                 <w:i w:val="false"/>
                 <w:b w:val="false"/>
                 <w:u w:val="none"/>
-                <w:sz w:val="22"/>
-                <w:szCs w:val="22"/>
-                <w:color w:val="666666"/>
-              </w:rPr>
-            </w:pPr>
-            <w:r>
-              <w:rPr>
-                <w:rFonts w:ascii="Helvetica" w:hAnsi="Helvetica" w:eastAsia="Helvetica" w:cs="Helvetica"/>
-                <w:i w:val="false"/>
-                <w:b w:val="false"/>
-                <w:u w:val="none"/>
+                <w:strike w:val="false"/>
+                <w:sz w:val="22"/>
+                <w:szCs w:val="22"/>
+                <w:color w:val="666666"/>
+              </w:rPr>
+            </w:pPr>
+            <w:r>
+              <w:rPr>
+                <w:rFonts w:ascii="Helvetica" w:hAnsi="Helvetica" w:eastAsia="Helvetica" w:cs="Helvetica"/>
+                <w:i w:val="false"/>
+                <w:b w:val="false"/>
+                <w:u w:val="none"/>
+                <w:strike w:val="false"/>
                 <w:sz w:val="22"/>
                 <w:szCs w:val="22"/>
                 <w:color w:val="666666"/>
@@ -1226,17 +1259,19 @@
                 <w:i w:val="false"/>
                 <w:b w:val="false"/>
                 <w:u w:val="none"/>
-                <w:sz w:val="22"/>
-                <w:szCs w:val="22"/>
-                <w:color w:val="666666"/>
-              </w:rPr>
-            </w:pPr>
-            <w:r>
-              <w:rPr>
-                <w:rFonts w:ascii="Helvetica" w:hAnsi="Helvetica" w:eastAsia="Helvetica" w:cs="Helvetica"/>
-                <w:i w:val="false"/>
-                <w:b w:val="false"/>
-                <w:u w:val="none"/>
+                <w:strike w:val="false"/>
+                <w:sz w:val="22"/>
+                <w:szCs w:val="22"/>
+                <w:color w:val="666666"/>
+              </w:rPr>
+            </w:pPr>
+            <w:r>
+              <w:rPr>
+                <w:rFonts w:ascii="Helvetica" w:hAnsi="Helvetica" w:eastAsia="Helvetica" w:cs="Helvetica"/>
+                <w:i w:val="false"/>
+                <w:b w:val="false"/>
+                <w:u w:val="none"/>
+                <w:strike w:val="false"/>
                 <w:sz w:val="22"/>
                 <w:szCs w:val="22"/>
                 <w:color w:val="666666"/>
@@ -1279,17 +1314,19 @@
                 <w:i w:val="false"/>
                 <w:b w:val="false"/>
                 <w:u w:val="none"/>
-                <w:sz w:val="22"/>
-                <w:szCs w:val="22"/>
-                <w:color w:val="666666"/>
-              </w:rPr>
-            </w:pPr>
-            <w:r>
-              <w:rPr>
-                <w:rFonts w:ascii="Helvetica" w:hAnsi="Helvetica" w:eastAsia="Helvetica" w:cs="Helvetica"/>
-                <w:i w:val="false"/>
-                <w:b w:val="false"/>
-                <w:u w:val="none"/>
+                <w:strike w:val="false"/>
+                <w:sz w:val="22"/>
+                <w:szCs w:val="22"/>
+                <w:color w:val="666666"/>
+              </w:rPr>
+            </w:pPr>
+            <w:r>
+              <w:rPr>
+                <w:rFonts w:ascii="Helvetica" w:hAnsi="Helvetica" w:eastAsia="Helvetica" w:cs="Helvetica"/>
+                <w:i w:val="false"/>
+                <w:b w:val="false"/>
+                <w:u w:val="none"/>
+                <w:strike w:val="false"/>
                 <w:sz w:val="22"/>
                 <w:szCs w:val="22"/>
                 <w:color w:val="666666"/>
@@ -1301,9 +1338,8 @@
       </w:tr>
       <w:tr>
         <w:trPr>
-          <w:trHeight w:val="461" w:hRule="auto"/>
+          <w:trHeight w:val="488" w:hRule="auto"/>
         </w:trPr>
-        body 7
         <w:tc>
           <w:tcPr>
             <w:tcBorders>
@@ -1338,17 +1374,19 @@
                 <w:i w:val="false"/>
                 <w:b w:val="false"/>
                 <w:u w:val="none"/>
-                <w:sz w:val="22"/>
-                <w:szCs w:val="22"/>
-                <w:color w:val="666666"/>
-              </w:rPr>
-            </w:pPr>
-            <w:r>
-              <w:rPr>
-                <w:rFonts w:ascii="Helvetica" w:hAnsi="Helvetica" w:eastAsia="Helvetica" w:cs="Helvetica"/>
-                <w:i w:val="false"/>
-                <w:b w:val="false"/>
-                <w:u w:val="none"/>
+                <w:strike w:val="false"/>
+                <w:sz w:val="22"/>
+                <w:szCs w:val="22"/>
+                <w:color w:val="666666"/>
+              </w:rPr>
+            </w:pPr>
+            <w:r>
+              <w:rPr>
+                <w:rFonts w:ascii="Helvetica" w:hAnsi="Helvetica" w:eastAsia="Helvetica" w:cs="Helvetica"/>
+                <w:i w:val="false"/>
+                <w:b w:val="false"/>
+                <w:u w:val="none"/>
+                <w:strike w:val="false"/>
                 <w:sz w:val="22"/>
                 <w:szCs w:val="22"/>
                 <w:color w:val="666666"/>
@@ -1391,17 +1429,19 @@
                 <w:i w:val="false"/>
                 <w:b w:val="false"/>
                 <w:u w:val="none"/>
-                <w:sz w:val="22"/>
-                <w:szCs w:val="22"/>
-                <w:color w:val="666666"/>
-              </w:rPr>
-            </w:pPr>
-            <w:r>
-              <w:rPr>
-                <w:rFonts w:ascii="Helvetica" w:hAnsi="Helvetica" w:eastAsia="Helvetica" w:cs="Helvetica"/>
-                <w:i w:val="false"/>
-                <w:b w:val="false"/>
-                <w:u w:val="none"/>
+                <w:strike w:val="false"/>
+                <w:sz w:val="22"/>
+                <w:szCs w:val="22"/>
+                <w:color w:val="666666"/>
+              </w:rPr>
+            </w:pPr>
+            <w:r>
+              <w:rPr>
+                <w:rFonts w:ascii="Helvetica" w:hAnsi="Helvetica" w:eastAsia="Helvetica" w:cs="Helvetica"/>
+                <w:i w:val="false"/>
+                <w:b w:val="false"/>
+                <w:u w:val="none"/>
+                <w:strike w:val="false"/>
                 <w:sz w:val="22"/>
                 <w:szCs w:val="22"/>
                 <w:color w:val="666666"/>
@@ -1444,17 +1484,19 @@
                 <w:i w:val="false"/>
                 <w:b w:val="false"/>
                 <w:u w:val="none"/>
-                <w:sz w:val="22"/>
-                <w:szCs w:val="22"/>
-                <w:color w:val="666666"/>
-              </w:rPr>
-            </w:pPr>
-            <w:r>
-              <w:rPr>
-                <w:rFonts w:ascii="Helvetica" w:hAnsi="Helvetica" w:eastAsia="Helvetica" w:cs="Helvetica"/>
-                <w:i w:val="false"/>
-                <w:b w:val="false"/>
-                <w:u w:val="none"/>
+                <w:strike w:val="false"/>
+                <w:sz w:val="22"/>
+                <w:szCs w:val="22"/>
+                <w:color w:val="666666"/>
+              </w:rPr>
+            </w:pPr>
+            <w:r>
+              <w:rPr>
+                <w:rFonts w:ascii="Helvetica" w:hAnsi="Helvetica" w:eastAsia="Helvetica" w:cs="Helvetica"/>
+                <w:i w:val="false"/>
+                <w:b w:val="false"/>
+                <w:u w:val="none"/>
+                <w:strike w:val="false"/>
                 <w:sz w:val="22"/>
                 <w:szCs w:val="22"/>
                 <w:color w:val="666666"/>
@@ -1466,9 +1508,8 @@
       </w:tr>
       <w:tr>
         <w:trPr>
-          <w:trHeight w:val="460" w:hRule="auto"/>
+          <w:trHeight w:val="488" w:hRule="auto"/>
         </w:trPr>
-        body 8
         <w:tc>
           <w:tcPr>
             <w:tcBorders>
@@ -1503,17 +1544,19 @@
                 <w:i w:val="false"/>
                 <w:b w:val="false"/>
                 <w:u w:val="none"/>
-                <w:sz w:val="22"/>
-                <w:szCs w:val="22"/>
-                <w:color w:val="666666"/>
-              </w:rPr>
-            </w:pPr>
-            <w:r>
-              <w:rPr>
-                <w:rFonts w:ascii="Helvetica" w:hAnsi="Helvetica" w:eastAsia="Helvetica" w:cs="Helvetica"/>
-                <w:i w:val="false"/>
-                <w:b w:val="false"/>
-                <w:u w:val="none"/>
+                <w:strike w:val="false"/>
+                <w:sz w:val="22"/>
+                <w:szCs w:val="22"/>
+                <w:color w:val="666666"/>
+              </w:rPr>
+            </w:pPr>
+            <w:r>
+              <w:rPr>
+                <w:rFonts w:ascii="Helvetica" w:hAnsi="Helvetica" w:eastAsia="Helvetica" w:cs="Helvetica"/>
+                <w:i w:val="false"/>
+                <w:b w:val="false"/>
+                <w:u w:val="none"/>
+                <w:strike w:val="false"/>
                 <w:sz w:val="22"/>
                 <w:szCs w:val="22"/>
                 <w:color w:val="666666"/>
@@ -1556,17 +1599,19 @@
                 <w:i w:val="false"/>
                 <w:b w:val="false"/>
                 <w:u w:val="none"/>
-                <w:sz w:val="22"/>
-                <w:szCs w:val="22"/>
-                <w:color w:val="666666"/>
-              </w:rPr>
-            </w:pPr>
-            <w:r>
-              <w:rPr>
-                <w:rFonts w:ascii="Helvetica" w:hAnsi="Helvetica" w:eastAsia="Helvetica" w:cs="Helvetica"/>
-                <w:i w:val="false"/>
-                <w:b w:val="false"/>
-                <w:u w:val="none"/>
+                <w:strike w:val="false"/>
+                <w:sz w:val="22"/>
+                <w:szCs w:val="22"/>
+                <w:color w:val="666666"/>
+              </w:rPr>
+            </w:pPr>
+            <w:r>
+              <w:rPr>
+                <w:rFonts w:ascii="Helvetica" w:hAnsi="Helvetica" w:eastAsia="Helvetica" w:cs="Helvetica"/>
+                <w:i w:val="false"/>
+                <w:b w:val="false"/>
+                <w:u w:val="none"/>
+                <w:strike w:val="false"/>
                 <w:sz w:val="22"/>
                 <w:szCs w:val="22"/>
                 <w:color w:val="666666"/>
@@ -1609,17 +1654,19 @@
                 <w:i w:val="false"/>
                 <w:b w:val="false"/>
                 <w:u w:val="none"/>
-                <w:sz w:val="22"/>
-                <w:szCs w:val="22"/>
-                <w:color w:val="666666"/>
-              </w:rPr>
-            </w:pPr>
-            <w:r>
-              <w:rPr>
-                <w:rFonts w:ascii="Helvetica" w:hAnsi="Helvetica" w:eastAsia="Helvetica" w:cs="Helvetica"/>
-                <w:i w:val="false"/>
-                <w:b w:val="false"/>
-                <w:u w:val="none"/>
+                <w:strike w:val="false"/>
+                <w:sz w:val="22"/>
+                <w:szCs w:val="22"/>
+                <w:color w:val="666666"/>
+              </w:rPr>
+            </w:pPr>
+            <w:r>
+              <w:rPr>
+                <w:rFonts w:ascii="Helvetica" w:hAnsi="Helvetica" w:eastAsia="Helvetica" w:cs="Helvetica"/>
+                <w:i w:val="false"/>
+                <w:b w:val="false"/>
+                <w:u w:val="none"/>
+                <w:strike w:val="false"/>
                 <w:sz w:val="22"/>
                 <w:szCs w:val="22"/>
                 <w:color w:val="666666"/>
@@ -1631,9 +1678,8 @@
       </w:tr>
       <w:tr>
         <w:trPr>
-          <w:trHeight w:val="460" w:hRule="auto"/>
+          <w:trHeight w:val="488" w:hRule="auto"/>
         </w:trPr>
-        body 9
         <w:tc>
           <w:tcPr>
             <w:tcBorders>
@@ -1668,17 +1714,19 @@
                 <w:i w:val="false"/>
                 <w:b w:val="false"/>
                 <w:u w:val="none"/>
-                <w:sz w:val="22"/>
-                <w:szCs w:val="22"/>
-                <w:color w:val="666666"/>
-              </w:rPr>
-            </w:pPr>
-            <w:r>
-              <w:rPr>
-                <w:rFonts w:ascii="Helvetica" w:hAnsi="Helvetica" w:eastAsia="Helvetica" w:cs="Helvetica"/>
-                <w:i w:val="false"/>
-                <w:b w:val="false"/>
-                <w:u w:val="none"/>
+                <w:strike w:val="false"/>
+                <w:sz w:val="22"/>
+                <w:szCs w:val="22"/>
+                <w:color w:val="666666"/>
+              </w:rPr>
+            </w:pPr>
+            <w:r>
+              <w:rPr>
+                <w:rFonts w:ascii="Helvetica" w:hAnsi="Helvetica" w:eastAsia="Helvetica" w:cs="Helvetica"/>
+                <w:i w:val="false"/>
+                <w:b w:val="false"/>
+                <w:u w:val="none"/>
+                <w:strike w:val="false"/>
                 <w:sz w:val="22"/>
                 <w:szCs w:val="22"/>
                 <w:color w:val="666666"/>
@@ -1721,17 +1769,19 @@
                 <w:i w:val="false"/>
                 <w:b w:val="false"/>
                 <w:u w:val="none"/>
-                <w:sz w:val="22"/>
-                <w:szCs w:val="22"/>
-                <w:color w:val="666666"/>
-              </w:rPr>
-            </w:pPr>
-            <w:r>
-              <w:rPr>
-                <w:rFonts w:ascii="Helvetica" w:hAnsi="Helvetica" w:eastAsia="Helvetica" w:cs="Helvetica"/>
-                <w:i w:val="false"/>
-                <w:b w:val="false"/>
-                <w:u w:val="none"/>
+                <w:strike w:val="false"/>
+                <w:sz w:val="22"/>
+                <w:szCs w:val="22"/>
+                <w:color w:val="666666"/>
+              </w:rPr>
+            </w:pPr>
+            <w:r>
+              <w:rPr>
+                <w:rFonts w:ascii="Helvetica" w:hAnsi="Helvetica" w:eastAsia="Helvetica" w:cs="Helvetica"/>
+                <w:i w:val="false"/>
+                <w:b w:val="false"/>
+                <w:u w:val="none"/>
+                <w:strike w:val="false"/>
                 <w:sz w:val="22"/>
                 <w:szCs w:val="22"/>
                 <w:color w:val="666666"/>
@@ -1774,17 +1824,19 @@
                 <w:i w:val="false"/>
                 <w:b w:val="false"/>
                 <w:u w:val="none"/>
-                <w:sz w:val="22"/>
-                <w:szCs w:val="22"/>
-                <w:color w:val="666666"/>
-              </w:rPr>
-            </w:pPr>
-            <w:r>
-              <w:rPr>
-                <w:rFonts w:ascii="Helvetica" w:hAnsi="Helvetica" w:eastAsia="Helvetica" w:cs="Helvetica"/>
-                <w:i w:val="false"/>
-                <w:b w:val="false"/>
-                <w:u w:val="none"/>
+                <w:strike w:val="false"/>
+                <w:sz w:val="22"/>
+                <w:szCs w:val="22"/>
+                <w:color w:val="666666"/>
+              </w:rPr>
+            </w:pPr>
+            <w:r>
+              <w:rPr>
+                <w:rFonts w:ascii="Helvetica" w:hAnsi="Helvetica" w:eastAsia="Helvetica" w:cs="Helvetica"/>
+                <w:i w:val="false"/>
+                <w:b w:val="false"/>
+                <w:u w:val="none"/>
+                <w:strike w:val="false"/>
                 <w:sz w:val="22"/>
                 <w:szCs w:val="22"/>
                 <w:color w:val="666666"/>
@@ -1796,9 +1848,8 @@
       </w:tr>
       <w:tr>
         <w:trPr>
-          <w:trHeight w:val="458" w:hRule="auto"/>
+          <w:trHeight w:val="488" w:hRule="auto"/>
         </w:trPr>
-        body10
         <w:tc>
           <w:tcPr>
             <w:tcBorders>
@@ -1833,17 +1884,19 @@
                 <w:i w:val="false"/>
                 <w:b w:val="false"/>
                 <w:u w:val="none"/>
-                <w:sz w:val="22"/>
-                <w:szCs w:val="22"/>
-                <w:color w:val="666666"/>
-              </w:rPr>
-            </w:pPr>
-            <w:r>
-              <w:rPr>
-                <w:rFonts w:ascii="Helvetica" w:hAnsi="Helvetica" w:eastAsia="Helvetica" w:cs="Helvetica"/>
-                <w:i w:val="false"/>
-                <w:b w:val="false"/>
-                <w:u w:val="none"/>
+                <w:strike w:val="false"/>
+                <w:sz w:val="22"/>
+                <w:szCs w:val="22"/>
+                <w:color w:val="666666"/>
+              </w:rPr>
+            </w:pPr>
+            <w:r>
+              <w:rPr>
+                <w:rFonts w:ascii="Helvetica" w:hAnsi="Helvetica" w:eastAsia="Helvetica" w:cs="Helvetica"/>
+                <w:i w:val="false"/>
+                <w:b w:val="false"/>
+                <w:u w:val="none"/>
+                <w:strike w:val="false"/>
                 <w:sz w:val="22"/>
                 <w:szCs w:val="22"/>
                 <w:color w:val="666666"/>
@@ -1886,17 +1939,19 @@
                 <w:i w:val="false"/>
                 <w:b w:val="false"/>
                 <w:u w:val="none"/>
-                <w:sz w:val="22"/>
-                <w:szCs w:val="22"/>
-                <w:color w:val="666666"/>
-              </w:rPr>
-            </w:pPr>
-            <w:r>
-              <w:rPr>
-                <w:rFonts w:ascii="Helvetica" w:hAnsi="Helvetica" w:eastAsia="Helvetica" w:cs="Helvetica"/>
-                <w:i w:val="false"/>
-                <w:b w:val="false"/>
-                <w:u w:val="none"/>
+                <w:strike w:val="false"/>
+                <w:sz w:val="22"/>
+                <w:szCs w:val="22"/>
+                <w:color w:val="666666"/>
+              </w:rPr>
+            </w:pPr>
+            <w:r>
+              <w:rPr>
+                <w:rFonts w:ascii="Helvetica" w:hAnsi="Helvetica" w:eastAsia="Helvetica" w:cs="Helvetica"/>
+                <w:i w:val="false"/>
+                <w:b w:val="false"/>
+                <w:u w:val="none"/>
+                <w:strike w:val="false"/>
                 <w:sz w:val="22"/>
                 <w:szCs w:val="22"/>
                 <w:color w:val="666666"/>
@@ -1939,17 +1994,19 @@
                 <w:i w:val="false"/>
                 <w:b w:val="false"/>
                 <w:u w:val="none"/>
-                <w:sz w:val="22"/>
-                <w:szCs w:val="22"/>
-                <w:color w:val="666666"/>
-              </w:rPr>
-            </w:pPr>
-            <w:r>
-              <w:rPr>
-                <w:rFonts w:ascii="Helvetica" w:hAnsi="Helvetica" w:eastAsia="Helvetica" w:cs="Helvetica"/>
-                <w:i w:val="false"/>
-                <w:b w:val="false"/>
-                <w:u w:val="none"/>
+                <w:strike w:val="false"/>
+                <w:sz w:val="22"/>
+                <w:szCs w:val="22"/>
+                <w:color w:val="666666"/>
+              </w:rPr>
+            </w:pPr>
+            <w:r>
+              <w:rPr>
+                <w:rFonts w:ascii="Helvetica" w:hAnsi="Helvetica" w:eastAsia="Helvetica" w:cs="Helvetica"/>
+                <w:i w:val="false"/>
+                <w:b w:val="false"/>
+                <w:u w:val="none"/>
+                <w:strike w:val="false"/>
                 <w:sz w:val="22"/>
                 <w:szCs w:val="22"/>
                 <w:color w:val="666666"/>
@@ -1961,9 +2018,8 @@
       </w:tr>
       <w:tr>
         <w:trPr>
-          <w:trHeight w:val="417" w:hRule="auto"/>
+          <w:trHeight w:val="488" w:hRule="auto"/>
         </w:trPr>
-        body11
         <w:tc>
           <w:tcPr>
             <w:tcBorders>
@@ -1998,22 +2054,24 @@
                 <w:i w:val="false"/>
                 <w:b w:val="false"/>
                 <w:u w:val="none"/>
-                <w:sz w:val="22"/>
-                <w:szCs w:val="22"/>
-                <w:color w:val="666666"/>
-              </w:rPr>
-            </w:pPr>
-            <w:r>
-              <w:rPr>
-                <w:rFonts w:ascii="Helvetica" w:hAnsi="Helvetica" w:eastAsia="Helvetica" w:cs="Helvetica"/>
-                <w:i w:val="false"/>
-                <w:b w:val="false"/>
-                <w:u w:val="none"/>
-                <w:sz w:val="22"/>
-                <w:szCs w:val="22"/>
-                <w:color w:val="666666"/>
-              </w:rPr>
-              <w:t xml:space="preserve">11</w:t>
+                <w:strike w:val="false"/>
+                <w:sz w:val="22"/>
+                <w:szCs w:val="22"/>
+                <w:color w:val="666666"/>
+              </w:rPr>
+            </w:pPr>
+            <w:r>
+              <w:rPr>
+                <w:rFonts w:ascii="Helvetica" w:hAnsi="Helvetica" w:eastAsia="Helvetica" w:cs="Helvetica"/>
+                <w:i w:val="false"/>
+                <w:b w:val="false"/>
+                <w:u w:val="none"/>
+                <w:strike w:val="false"/>
+                <w:sz w:val="22"/>
+                <w:szCs w:val="22"/>
+                <w:color w:val="666666"/>
+              </w:rPr>
+              <w:t xml:space="preserve"/>
             </w:r>
           </w:p>
         </w:tc>
@@ -2051,22 +2109,24 @@
                 <w:i w:val="false"/>
                 <w:b w:val="false"/>
                 <w:u w:val="none"/>
-                <w:sz w:val="22"/>
-                <w:szCs w:val="22"/>
-                <w:color w:val="666666"/>
-              </w:rPr>
-            </w:pPr>
-            <w:r>
-              <w:rPr>
-                <w:rFonts w:ascii="Helvetica" w:hAnsi="Helvetica" w:eastAsia="Helvetica" w:cs="Helvetica"/>
-                <w:i w:val="false"/>
-                <w:b w:val="false"/>
-                <w:u w:val="none"/>
-                <w:sz w:val="22"/>
-                <w:szCs w:val="22"/>
-                <w:color w:val="666666"/>
-              </w:rPr>
-              <w:t xml:space="preserve">Reference</w:t>
+                <w:strike w:val="false"/>
+                <w:sz w:val="22"/>
+                <w:szCs w:val="22"/>
+                <w:color w:val="666666"/>
+              </w:rPr>
+            </w:pPr>
+            <w:r>
+              <w:rPr>
+                <w:rFonts w:ascii="Helvetica" w:hAnsi="Helvetica" w:eastAsia="Helvetica" w:cs="Helvetica"/>
+                <w:i w:val="false"/>
+                <w:b w:val="false"/>
+                <w:u w:val="none"/>
+                <w:strike w:val="false"/>
+                <w:sz w:val="22"/>
+                <w:szCs w:val="22"/>
+                <w:color w:val="666666"/>
+              </w:rPr>
+              <w:t xml:space="preserve">Pupil horizontal</w:t>
             </w:r>
           </w:p>
         </w:tc>
@@ -2104,31 +2164,32 @@
                 <w:i w:val="false"/>
                 <w:b w:val="false"/>
                 <w:u w:val="none"/>
-                <w:sz w:val="22"/>
-                <w:szCs w:val="22"/>
-                <w:color w:val="666666"/>
-              </w:rPr>
-            </w:pPr>
-            <w:r>
-              <w:rPr>
-                <w:rFonts w:ascii="Helvetica" w:hAnsi="Helvetica" w:eastAsia="Helvetica" w:cs="Helvetica"/>
-                <w:i w:val="false"/>
-                <w:b w:val="false"/>
-                <w:u w:val="none"/>
-                <w:sz w:val="22"/>
-                <w:szCs w:val="22"/>
-                <w:color w:val="666666"/>
-              </w:rPr>
-              <w:t xml:space="preserve">Citation</w:t>
+                <w:strike w:val="false"/>
+                <w:sz w:val="22"/>
+                <w:szCs w:val="22"/>
+                <w:color w:val="666666"/>
+              </w:rPr>
+            </w:pPr>
+            <w:r>
+              <w:rPr>
+                <w:rFonts w:ascii="Helvetica" w:hAnsi="Helvetica" w:eastAsia="Helvetica" w:cs="Helvetica"/>
+                <w:i w:val="false"/>
+                <w:b w:val="false"/>
+                <w:u w:val="none"/>
+                <w:strike w:val="false"/>
+                <w:sz w:val="22"/>
+                <w:szCs w:val="22"/>
+                <w:color w:val="666666"/>
+              </w:rPr>
+              <w:t xml:space="preserve">Whether the pupil is horizontal </w:t>
             </w:r>
           </w:p>
         </w:tc>
       </w:tr>
       <w:tr>
         <w:trPr>
-          <w:trHeight w:val="455" w:hRule="auto"/>
+          <w:trHeight w:val="488" w:hRule="auto"/>
         </w:trPr>
-        body12
         <w:tc>
           <w:tcPr>
             <w:tcBorders>
@@ -2163,17 +2224,19 @@
                 <w:i w:val="false"/>
                 <w:b w:val="false"/>
                 <w:u w:val="none"/>
-                <w:sz w:val="22"/>
-                <w:szCs w:val="22"/>
-                <w:color w:val="666666"/>
-              </w:rPr>
-            </w:pPr>
-            <w:r>
-              <w:rPr>
-                <w:rFonts w:ascii="Helvetica" w:hAnsi="Helvetica" w:eastAsia="Helvetica" w:cs="Helvetica"/>
-                <w:i w:val="false"/>
-                <w:b w:val="false"/>
-                <w:u w:val="none"/>
+                <w:strike w:val="false"/>
+                <w:sz w:val="22"/>
+                <w:szCs w:val="22"/>
+                <w:color w:val="666666"/>
+              </w:rPr>
+            </w:pPr>
+            <w:r>
+              <w:rPr>
+                <w:rFonts w:ascii="Helvetica" w:hAnsi="Helvetica" w:eastAsia="Helvetica" w:cs="Helvetica"/>
+                <w:i w:val="false"/>
+                <w:b w:val="false"/>
+                <w:u w:val="none"/>
+                <w:strike w:val="false"/>
                 <w:sz w:val="22"/>
                 <w:szCs w:val="22"/>
                 <w:color w:val="666666"/>
@@ -2216,22 +2279,24 @@
                 <w:i w:val="false"/>
                 <w:b w:val="false"/>
                 <w:u w:val="none"/>
-                <w:sz w:val="22"/>
-                <w:szCs w:val="22"/>
-                <w:color w:val="666666"/>
-              </w:rPr>
-            </w:pPr>
-            <w:r>
-              <w:rPr>
-                <w:rFonts w:ascii="Helvetica" w:hAnsi="Helvetica" w:eastAsia="Helvetica" w:cs="Helvetica"/>
-                <w:i w:val="false"/>
-                <w:b w:val="false"/>
-                <w:u w:val="none"/>
-                <w:sz w:val="22"/>
-                <w:szCs w:val="22"/>
-                <w:color w:val="666666"/>
-              </w:rPr>
-              <w:t xml:space="preserve">Pupil horizontal</w:t>
+                <w:strike w:val="false"/>
+                <w:sz w:val="22"/>
+                <w:szCs w:val="22"/>
+                <w:color w:val="666666"/>
+              </w:rPr>
+            </w:pPr>
+            <w:r>
+              <w:rPr>
+                <w:rFonts w:ascii="Helvetica" w:hAnsi="Helvetica" w:eastAsia="Helvetica" w:cs="Helvetica"/>
+                <w:i w:val="false"/>
+                <w:b w:val="false"/>
+                <w:u w:val="none"/>
+                <w:strike w:val="false"/>
+                <w:sz w:val="22"/>
+                <w:szCs w:val="22"/>
+                <w:color w:val="666666"/>
+              </w:rPr>
+              <w:t xml:space="preserve">Teeth</w:t>
             </w:r>
           </w:p>
         </w:tc>
@@ -2269,196 +2334,32 @@
                 <w:i w:val="false"/>
                 <w:b w:val="false"/>
                 <w:u w:val="none"/>
-                <w:sz w:val="22"/>
-                <w:szCs w:val="22"/>
-                <w:color w:val="666666"/>
-              </w:rPr>
-            </w:pPr>
-            <w:r>
-              <w:rPr>
-                <w:rFonts w:ascii="Helvetica" w:hAnsi="Helvetica" w:eastAsia="Helvetica" w:cs="Helvetica"/>
-                <w:i w:val="false"/>
-                <w:b w:val="false"/>
-                <w:u w:val="none"/>
-                <w:sz w:val="22"/>
-                <w:szCs w:val="22"/>
-                <w:color w:val="666666"/>
-              </w:rPr>
-              <w:t xml:space="preserve">Whether the pupil is horizontal </w:t>
+                <w:strike w:val="false"/>
+                <w:sz w:val="22"/>
+                <w:szCs w:val="22"/>
+                <w:color w:val="666666"/>
+              </w:rPr>
+            </w:pPr>
+            <w:r>
+              <w:rPr>
+                <w:rFonts w:ascii="Helvetica" w:hAnsi="Helvetica" w:eastAsia="Helvetica" w:cs="Helvetica"/>
+                <w:i w:val="false"/>
+                <w:b w:val="false"/>
+                <w:u w:val="none"/>
+                <w:strike w:val="false"/>
+                <w:sz w:val="22"/>
+                <w:szCs w:val="22"/>
+                <w:color w:val="666666"/>
+              </w:rPr>
+              <w:t xml:space="preserve">Whether teeth are present</w:t>
             </w:r>
           </w:p>
         </w:tc>
       </w:tr>
       <w:tr>
         <w:trPr>
-          <w:trHeight w:val="455" w:hRule="auto"/>
+          <w:trHeight w:val="503" w:hRule="auto"/>
         </w:trPr>
-        body13
-        <w:tc>
-          <w:tcPr>
-            <w:tcBorders>
-              <w:bottom w:val="none" w:sz="0" w:space="0" w:color="000000"/>
-              <w:top w:val="none" w:sz="0" w:space="0" w:color="000000"/>
-              <w:left w:val="none" w:sz="0" w:space="0" w:color="000000"/>
-              <w:right w:val="none" w:sz="0" w:space="0" w:color="000000"/>
-            </w:tcBorders>
-            <w:shd w:val="clear" w:color="auto" w:fill="FFFFFF"/>
-            <w:tcMar>
-              <w:top w:w="0" w:type="dxa"/>
-              <w:bottom w:w="0" w:type="dxa"/>
-              <w:left w:w="0" w:type="dxa"/>
-              <w:right w:w="0" w:type="dxa"/>
-            </w:tcMar>
-            <w:vAlign w:val="center"/>
-          </w:tcPr>
-          <w:p>
-            <w:pPr>
-              <w:pStyle w:val="Normal"/>
-              <w:jc w:val="left"/>
-              <w:pBdr>
-                <w:bottom w:val="none" w:sz="0" w:space="0" w:color="000000"/>
-                <w:top w:val="none" w:sz="0" w:space="0" w:color="000000"/>
-                <w:left w:val="none" w:sz="0" w:space="0" w:color="000000"/>
-                <w:right w:val="none" w:sz="0" w:space="0" w:color="000000"/>
-              </w:pBdr>
-              <w:spacing w:after="40" w:before="40" w:line="240"/>
-              <w:ind w:left="40" w:right="40" w:firstLine="0" w:firstLineChars="0"/>
-              <w:rPr>
-                <w:rFonts w:ascii="Helvetica" w:hAnsi="Helvetica" w:eastAsia="Helvetica" w:cs="Helvetica"/>
-                <w:i w:val="false"/>
-                <w:b w:val="false"/>
-                <w:u w:val="none"/>
-                <w:sz w:val="22"/>
-                <w:szCs w:val="22"/>
-                <w:color w:val="666666"/>
-              </w:rPr>
-            </w:pPr>
-            <w:r>
-              <w:rPr>
-                <w:rFonts w:ascii="Helvetica" w:hAnsi="Helvetica" w:eastAsia="Helvetica" w:cs="Helvetica"/>
-                <w:i w:val="false"/>
-                <w:b w:val="false"/>
-                <w:u w:val="none"/>
-                <w:sz w:val="22"/>
-                <w:szCs w:val="22"/>
-                <w:color w:val="666666"/>
-              </w:rPr>
-              <w:t xml:space="preserve"/>
-            </w:r>
-          </w:p>
-        </w:tc>
-        <w:tc>
-          <w:tcPr>
-            <w:tcBorders>
-              <w:bottom w:val="none" w:sz="0" w:space="0" w:color="000000"/>
-              <w:top w:val="none" w:sz="0" w:space="0" w:color="000000"/>
-              <w:left w:val="none" w:sz="0" w:space="0" w:color="000000"/>
-              <w:right w:val="none" w:sz="0" w:space="0" w:color="000000"/>
-            </w:tcBorders>
-            <w:shd w:val="clear" w:color="auto" w:fill="FFFFFF"/>
-            <w:tcMar>
-              <w:top w:w="0" w:type="dxa"/>
-              <w:bottom w:w="0" w:type="dxa"/>
-              <w:left w:w="0" w:type="dxa"/>
-              <w:right w:w="0" w:type="dxa"/>
-            </w:tcMar>
-            <w:vAlign w:val="center"/>
-          </w:tcPr>
-          <w:p>
-            <w:pPr>
-              <w:pStyle w:val="Normal"/>
-              <w:jc w:val="left"/>
-              <w:pBdr>
-                <w:bottom w:val="none" w:sz="0" w:space="0" w:color="000000"/>
-                <w:top w:val="none" w:sz="0" w:space="0" w:color="000000"/>
-                <w:left w:val="none" w:sz="0" w:space="0" w:color="000000"/>
-                <w:right w:val="none" w:sz="0" w:space="0" w:color="000000"/>
-              </w:pBdr>
-              <w:spacing w:after="40" w:before="40" w:line="240"/>
-              <w:ind w:left="40" w:right="40" w:firstLine="0" w:firstLineChars="0"/>
-              <w:rPr>
-                <w:rFonts w:ascii="Helvetica" w:hAnsi="Helvetica" w:eastAsia="Helvetica" w:cs="Helvetica"/>
-                <w:i w:val="false"/>
-                <w:b w:val="false"/>
-                <w:u w:val="none"/>
-                <w:sz w:val="22"/>
-                <w:szCs w:val="22"/>
-                <w:color w:val="666666"/>
-              </w:rPr>
-            </w:pPr>
-            <w:r>
-              <w:rPr>
-                <w:rFonts w:ascii="Helvetica" w:hAnsi="Helvetica" w:eastAsia="Helvetica" w:cs="Helvetica"/>
-                <w:i w:val="false"/>
-                <w:b w:val="false"/>
-                <w:u w:val="none"/>
-                <w:sz w:val="22"/>
-                <w:szCs w:val="22"/>
-                <w:color w:val="666666"/>
-              </w:rPr>
-              <w:t xml:space="preserve">Teeth</w:t>
-            </w:r>
-          </w:p>
-        </w:tc>
-        <w:tc>
-          <w:tcPr>
-            <w:tcBorders>
-              <w:bottom w:val="none" w:sz="0" w:space="0" w:color="000000"/>
-              <w:top w:val="none" w:sz="0" w:space="0" w:color="000000"/>
-              <w:left w:val="none" w:sz="0" w:space="0" w:color="000000"/>
-              <w:right w:val="none" w:sz="0" w:space="0" w:color="000000"/>
-            </w:tcBorders>
-            <w:shd w:val="clear" w:color="auto" w:fill="FFFFFF"/>
-            <w:tcMar>
-              <w:top w:w="0" w:type="dxa"/>
-              <w:bottom w:w="0" w:type="dxa"/>
-              <w:left w:w="0" w:type="dxa"/>
-              <w:right w:w="0" w:type="dxa"/>
-            </w:tcMar>
-            <w:vAlign w:val="center"/>
-          </w:tcPr>
-          <w:p>
-            <w:pPr>
-              <w:pStyle w:val="Normal"/>
-              <w:jc w:val="left"/>
-              <w:pBdr>
-                <w:bottom w:val="none" w:sz="0" w:space="0" w:color="000000"/>
-                <w:top w:val="none" w:sz="0" w:space="0" w:color="000000"/>
-                <w:left w:val="none" w:sz="0" w:space="0" w:color="000000"/>
-                <w:right w:val="none" w:sz="0" w:space="0" w:color="000000"/>
-              </w:pBdr>
-              <w:spacing w:after="40" w:before="40" w:line="240"/>
-              <w:ind w:left="40" w:right="40" w:firstLine="0" w:firstLineChars="0"/>
-              <w:rPr>
-                <w:rFonts w:ascii="Helvetica" w:hAnsi="Helvetica" w:eastAsia="Helvetica" w:cs="Helvetica"/>
-                <w:i w:val="false"/>
-                <w:b w:val="false"/>
-                <w:u w:val="none"/>
-                <w:sz w:val="22"/>
-                <w:szCs w:val="22"/>
-                <w:color w:val="666666"/>
-              </w:rPr>
-            </w:pPr>
-            <w:r>
-              <w:rPr>
-                <w:rFonts w:ascii="Helvetica" w:hAnsi="Helvetica" w:eastAsia="Helvetica" w:cs="Helvetica"/>
-                <w:i w:val="false"/>
-                <w:b w:val="false"/>
-                <w:u w:val="none"/>
-                <w:sz w:val="22"/>
-                <w:szCs w:val="22"/>
-                <w:color w:val="666666"/>
-              </w:rPr>
-              <w:t xml:space="preserve">Whether teeth are present</w:t>
-            </w:r>
-          </w:p>
-        </w:tc>
-      </w:tr>
-      <w:tr>
-        <w:trPr>
-          <w:trHeight w:val="458" w:hRule="auto"/>
-        </w:trPr>
-        body14
         <w:tc>
           <w:tcPr>
             <w:tcBorders>
@@ -2493,17 +2394,19 @@
                 <w:i w:val="false"/>
                 <w:b w:val="false"/>
                 <w:u w:val="none"/>
-                <w:sz w:val="22"/>
-                <w:szCs w:val="22"/>
-                <w:color w:val="666666"/>
-              </w:rPr>
-            </w:pPr>
-            <w:r>
-              <w:rPr>
-                <w:rFonts w:ascii="Helvetica" w:hAnsi="Helvetica" w:eastAsia="Helvetica" w:cs="Helvetica"/>
-                <w:i w:val="false"/>
-                <w:b w:val="false"/>
-                <w:u w:val="none"/>
+                <w:strike w:val="false"/>
+                <w:sz w:val="22"/>
+                <w:szCs w:val="22"/>
+                <w:color w:val="666666"/>
+              </w:rPr>
+            </w:pPr>
+            <w:r>
+              <w:rPr>
+                <w:rFonts w:ascii="Helvetica" w:hAnsi="Helvetica" w:eastAsia="Helvetica" w:cs="Helvetica"/>
+                <w:i w:val="false"/>
+                <w:b w:val="false"/>
+                <w:u w:val="none"/>
+                <w:strike w:val="false"/>
                 <w:sz w:val="22"/>
                 <w:szCs w:val="22"/>
                 <w:color w:val="666666"/>
@@ -2546,17 +2449,19 @@
                 <w:i w:val="false"/>
                 <w:b w:val="false"/>
                 <w:u w:val="none"/>
-                <w:sz w:val="22"/>
-                <w:szCs w:val="22"/>
-                <w:color w:val="666666"/>
-              </w:rPr>
-            </w:pPr>
-            <w:r>
-              <w:rPr>
-                <w:rFonts w:ascii="Helvetica" w:hAnsi="Helvetica" w:eastAsia="Helvetica" w:cs="Helvetica"/>
-                <w:i w:val="false"/>
-                <w:b w:val="false"/>
-                <w:u w:val="none"/>
+                <w:strike w:val="false"/>
+                <w:sz w:val="22"/>
+                <w:szCs w:val="22"/>
+                <w:color w:val="666666"/>
+              </w:rPr>
+            </w:pPr>
+            <w:r>
+              <w:rPr>
+                <w:rFonts w:ascii="Helvetica" w:hAnsi="Helvetica" w:eastAsia="Helvetica" w:cs="Helvetica"/>
+                <w:i w:val="false"/>
+                <w:b w:val="false"/>
+                <w:u w:val="none"/>
+                <w:strike w:val="false"/>
                 <w:sz w:val="22"/>
                 <w:szCs w:val="22"/>
                 <w:color w:val="666666"/>
@@ -2599,17 +2504,19 @@
                 <w:i w:val="false"/>
                 <w:b w:val="false"/>
                 <w:u w:val="none"/>
-                <w:sz w:val="22"/>
-                <w:szCs w:val="22"/>
-                <w:color w:val="666666"/>
-              </w:rPr>
-            </w:pPr>
-            <w:r>
-              <w:rPr>
-                <w:rFonts w:ascii="Helvetica" w:hAnsi="Helvetica" w:eastAsia="Helvetica" w:cs="Helvetica"/>
-                <w:i w:val="false"/>
-                <w:b w:val="false"/>
-                <w:u w:val="none"/>
+                <w:strike w:val="false"/>
+                <w:sz w:val="22"/>
+                <w:szCs w:val="22"/>
+                <w:color w:val="666666"/>
+              </w:rPr>
+            </w:pPr>
+            <w:r>
+              <w:rPr>
+                <w:rFonts w:ascii="Helvetica" w:hAnsi="Helvetica" w:eastAsia="Helvetica" w:cs="Helvetica"/>
+                <w:i w:val="false"/>
+                <w:b w:val="false"/>
+                <w:u w:val="none"/>
+                <w:strike w:val="false"/>
                 <w:sz w:val="22"/>
                 <w:szCs w:val="22"/>
                 <w:color w:val="666666"/>
@@ -2623,7 +2530,6 @@
         <w:trPr>
           <w:trHeight w:val="360" w:hRule="auto"/>
         </w:trPr>
-        footer 1
         <w:tc>
           <w:tcPr>
             <w:gridSpan w:val="3"/>
@@ -2659,22 +2565,24 @@
                 <w:i w:val="false"/>
                 <w:b w:val="false"/>
                 <w:u w:val="none"/>
-                <w:sz w:val="22"/>
-                <w:szCs w:val="22"/>
-                <w:color w:val="666666"/>
-              </w:rPr>
-            </w:pPr>
-            <w:r>
-              <w:rPr>
-                <w:rFonts w:ascii="Helvetica" w:hAnsi="Helvetica" w:eastAsia="Helvetica" w:cs="Helvetica"/>
-                <w:i w:val="false"/>
-                <w:b w:val="false"/>
-                <w:u w:val="none"/>
-                <w:sz w:val="22"/>
-                <w:szCs w:val="22"/>
-                <w:color w:val="666666"/>
-              </w:rPr>
-              <w:t xml:space="preserve">*Corresponding column in Table 3.</w:t>
+                <w:strike w:val="false"/>
+                <w:sz w:val="22"/>
+                <w:szCs w:val="22"/>
+                <w:color w:val="666666"/>
+              </w:rPr>
+            </w:pPr>
+            <w:r>
+              <w:rPr>
+                <w:rFonts w:ascii="Helvetica" w:hAnsi="Helvetica" w:eastAsia="Helvetica" w:cs="Helvetica"/>
+                <w:i w:val="false"/>
+                <w:b w:val="false"/>
+                <w:u w:val="none"/>
+                <w:strike w:val="false"/>
+                <w:sz w:val="22"/>
+                <w:szCs w:val="22"/>
+                <w:color w:val="666666"/>
+              </w:rPr>
+              <w:t xml:space="preserve">*Corresponding column in Table 3. The last three traits were scored and are invariable across species, thus not tabluated in Table 3.</w:t>
             </w:r>
           </w:p>
         </w:tc>
